--- a/Lucas-Bueno-Cesario-Resume-Analise.docx
+++ b/Lucas-Bueno-Cesario-Resume-Analise.docx
@@ -440,7 +440,7 @@
           <w:color w:val="000000"/>
           <w:sz w:val="20"/>
         </w:rPr>
-        <w:t>Docker, Kubernetes, ArgoCD, Azure, Azure DevOps, Azure Blob Storage, AWS (EC2, S3, RDS), GCP, Magalu Cloud, GitLab CI/CD, Jenkins, Git, Git flow, Linux, rsync, SVN</w:t>
+        <w:t>Docker, Kubernetes, ArgoCD, Azure DevOps, Azure Blob Storage, Azure, AWS (EC2, S3, RDS), GCP, Magalu Cloud, GitLab CI/CD, Jenkins, Git flow, Git, Linux, rsync, SVN</w:t>
       </w:r>
     </w:p>
     <w:p>
@@ -943,7 +943,7 @@
           <w:color w:val="000000"/>
           <w:sz w:val="20"/>
         </w:rPr>
-        <w:t>Owned the weekly on-call rotation, resolving critical production incidents and N3 support tickets with observability in Grafana; sustained ~95% code coverage with JUnit, Mockito and SonarQube.</w:t>
+        <w:t>Owned the weekly on-call rotation, resolving critical production incidents and L3 (N3) support tickets with observability in Grafana; sustained ~95% code coverage with JUnit, Mockito and SonarQube.</w:t>
       </w:r>
     </w:p>
     <w:p>
@@ -1090,7 +1090,7 @@
           <w:color w:val="000000"/>
           <w:sz w:val="20"/>
         </w:rPr>
-        <w:t>Owned the weekly on-call rotation, preventing and fixing defects with N2 support, Grafana monitoring and manual testing; there was no automated test suite, but the team followed Git flow with mandatory code review: no code shipped to production without approval from two reviewers.</w:t>
+        <w:t>Owned the weekly on-call rotation, preventing and fixing defects with L2 (N2) support, Grafana monitoring and manual testing; there was no automated test suite, but the team followed Git flow with mandatory code review: no code shipped to production without approval from two reviewers.</w:t>
       </w:r>
     </w:p>
     <w:p>
@@ -1205,7 +1205,7 @@
           <w:color w:val="000000"/>
           <w:sz w:val="20"/>
         </w:rPr>
-        <w:t>Maintained legacy public safety systems (Bem-Te-Vi and BRAVO) in PHP and Laravel with LDAP authentication and REST APIs over PostgreSQL.</w:t>
+        <w:t>Maintained legacy public safety systems (Bem-Te-Vi and BRAVO) in PHP with LDAP authentication.</w:t>
       </w:r>
     </w:p>
     <w:p>
@@ -1221,7 +1221,23 @@
           <w:color w:val="000000"/>
           <w:sz w:val="20"/>
         </w:rPr>
-        <w:t>Used RabbitMQ for asynchronous messaging in SMS processing of monitored license-plate events and integrated Elasticsearch for full-text search.</w:t>
+        <w:t>Used RabbitMQ for asynchronous SMS processing of monitored license-plate events.</w:t>
+      </w:r>
+    </w:p>
+    <w:p>
+      <w:pPr>
+        <w:pStyle w:val="ListBullet"/>
+        <w:spacing w:before="0" w:after="40" w:line="259" w:lineRule="auto"/>
+        <w:ind w:left="357"/>
+      </w:pPr>
+      <w:r>
+        <w:rPr>
+          <w:rFonts w:ascii="Arial" w:hAnsi="Arial" w:cs="Arial" w:eastAsia="Arial"/>
+          <w:b w:val="0"/>
+          <w:color w:val="000000"/>
+          <w:sz w:val="20"/>
+        </w:rPr>
+        <w:t>Integrated Elasticsearch for full-text search.</w:t>
       </w:r>
     </w:p>
     <w:p>

--- a/Lucas-Bueno-Cesario-Resume-Analise.docx
+++ b/Lucas-Bueno-Cesario-Resume-Analise.docx
@@ -588,7 +588,7 @@
           <w:color w:val="000000"/>
           <w:sz w:val="22"/>
         </w:rPr>
-        <w:t>Senior Full Stack Java Developer</w:t>
+        <w:t>Full Stack Java Developer</w:t>
       </w:r>
     </w:p>
     <w:p>
